--- a/docs/02-开题/开题报告.docx
+++ b/docs/02-开题/开题报告.docx
@@ -1539,7 +1539,7 @@
           <w:sz w:val="24"/>
           <w:szCs w:val="24"/>
         </w:rPr>
-        <w:t xml:space="preserve">系统初步划分为系统管理、题库管理、知识点管理、智能组卷、考试管理、试卷分析、个人中心等七大模块，各模块的主要功能如下表所示。</w:t>
+        <w:t xml:space="preserve">系统初步划分为系统管理、题库管理、知识点管理、智能组卷、考试管理、试卷分析等六大模块，各模块的主要功能如下表所示。</w:t>
       </w:r>
     </w:p>
     <w:tbl>
@@ -1667,7 +1667,7 @@
                 <w:sz w:val="22"/>
                 <w:szCs w:val="22"/>
               </w:rPr>
-              <w:t xml:space="preserve">用户管理、角色管理、权限管理、操作日志</w:t>
+              <w:t xml:space="preserve">用户管理、角色管理、权限管理、操作日志、个人信息维护</w:t>
             </w:r>
           </w:p>
         </w:tc>
@@ -1953,63 +1953,6 @@
                 <w:szCs w:val="22"/>
               </w:rPr>
               <w:t xml:space="preserve">试题分析（难度、区分度）、试卷分析（信度、效度、分数分布）、知识点诊断、报表导出</w:t>
-            </w:r>
-          </w:p>
-        </w:tc>
-      </w:tr>
-      <w:tr>
-        <w:tc>
-          <w:tcPr>
-            <w:tcW w:type="dxa" w:w="1800"/>
-            <w:shd w:fill="F2F2F2" w:color="auto" w:val="clear"/>
-            <w:tcMar>
-              <w:top w:type="dxa" w:w="60"/>
-              <w:left w:type="dxa" w:w="100"/>
-              <w:bottom w:type="dxa" w:w="60"/>
-              <w:right w:type="dxa" w:w="100"/>
-            </w:tcMar>
-            <w:vAlign w:val="center"/>
-          </w:tcPr>
-          <w:p>
-            <w:pPr>
-              <w:spacing w:line="300"/>
-              <w:jc w:val="center"/>
-            </w:pPr>
-            <w:r>
-              <w:rPr>
-                <w:rFonts w:ascii="宋体" w:eastAsia="宋体" w:hAnsi="宋体"/>
-                <w:b/>
-                <w:bCs/>
-                <w:sz w:val="22"/>
-                <w:szCs w:val="22"/>
-              </w:rPr>
-              <w:t xml:space="preserve">个人中心</w:t>
-            </w:r>
-          </w:p>
-        </w:tc>
-        <w:tc>
-          <w:tcPr>
-            <w:tcW w:type="dxa" w:w="7226"/>
-            <w:tcMar>
-              <w:top w:type="dxa" w:w="60"/>
-              <w:left w:type="dxa" w:w="100"/>
-              <w:bottom w:type="dxa" w:w="60"/>
-              <w:right w:type="dxa" w:w="100"/>
-            </w:tcMar>
-            <w:vAlign w:val="center"/>
-          </w:tcPr>
-          <w:p>
-            <w:pPr>
-              <w:spacing w:line="300"/>
-              <w:jc w:val="left"/>
-            </w:pPr>
-            <w:r>
-              <w:rPr>
-                <w:rFonts w:ascii="宋体" w:eastAsia="宋体" w:hAnsi="宋体"/>
-                <w:sz w:val="22"/>
-                <w:szCs w:val="22"/>
-              </w:rPr>
-              <w:t xml:space="preserve">个人信息维护、密码修改、我的考试与成绩</w:t>
             </w:r>
           </w:p>
         </w:tc>
